--- a/FuentesCurso/UD 03. Principales acciones con Docker/UD 03.06 - Actividades entregables.docx
+++ b/FuentesCurso/UD 03. Principales acciones con Docker/UD 03.06 - Actividades entregables.docx
@@ -21,6 +21,7 @@
         <w:rPr>
           <w:rFonts w:ascii="Proxima Nova" w:cs="Proxima Nova" w:eastAsia="Proxima Nova" w:hAnsi="Proxima Nova"/>
           <w:b w:val="0"/>
+          <w:bCs w:val="0"/>
           <w:color w:val="669966"/>
           <w:sz w:val="48"/>
           <w:szCs w:val="48"/>
@@ -72,12 +73,12 @@
           <wp:inline distB="114300" distT="114300" distL="114300" distR="114300">
             <wp:extent cx="447675" cy="57150"/>
             <wp:effectExtent b="0" l="0" r="0" t="0"/>
-            <wp:docPr descr="short line" id="3" name="image4.png"/>
+            <wp:docPr descr="short line" id="3" name="image2.png"/>
             <a:graphic>
               <a:graphicData uri="http://schemas.openxmlformats.org/drawingml/2006/picture">
                 <pic:pic>
                   <pic:nvPicPr>
-                    <pic:cNvPr descr="short line" id="0" name="image4.png"/>
+                    <pic:cNvPr descr="short line" id="0" name="image2.png"/>
                     <pic:cNvPicPr preferRelativeResize="0"/>
                   </pic:nvPicPr>
                   <pic:blipFill>
@@ -325,7 +326,7 @@
           <w:szCs w:val="32"/>
           <w:rtl w:val="0"/>
         </w:rPr>
-        <w:t xml:space="preserve">Actualizado Enero 2025</w:t>
+        <w:t xml:space="preserve">Actualizado Enero 2026</w:t>
       </w:r>
     </w:p>
     <w:p>
@@ -356,6 +357,7 @@
         <w:rPr>
           <w:rFonts w:ascii="Verdana" w:cs="Verdana" w:eastAsia="Verdana" w:hAnsi="Verdana"/>
           <w:b w:val="1"/>
+          <w:bCs w:val="1"/>
           <w:sz w:val="20"/>
           <w:szCs w:val="20"/>
         </w:rPr>
@@ -376,6 +378,7 @@
         <w:rPr>
           <w:rFonts w:ascii="Verdana" w:cs="Verdana" w:eastAsia="Verdana" w:hAnsi="Verdana"/>
           <w:b w:val="1"/>
+          <w:bCs w:val="1"/>
           <w:sz w:val="20"/>
           <w:szCs w:val="20"/>
           <w:rtl w:val="0"/>
@@ -409,12 +412,12 @@
             <wp:extent cx="922564" cy="322898"/>
             <wp:effectExtent b="0" l="0" r="0" t="0"/>
             <wp:wrapSquare wrapText="bothSides" distB="57150" distT="57150" distL="57150" distR="57150"/>
-            <wp:docPr id="1" name="image2.png"/>
+            <wp:docPr id="1" name="image3.png"/>
             <a:graphic>
               <a:graphicData uri="http://schemas.openxmlformats.org/drawingml/2006/picture">
                 <pic:pic>
                   <pic:nvPicPr>
-                    <pic:cNvPr id="0" name="image2.png"/>
+                    <pic:cNvPr id="0" name="image3.png"/>
                     <pic:cNvPicPr preferRelativeResize="0"/>
                   </pic:nvPicPr>
                   <pic:blipFill>
@@ -515,6 +518,7 @@
         <w:ind w:left="0" w:right="57" w:firstLine="0"/>
         <w:rPr>
           <w:b w:val="1"/>
+          <w:bCs w:val="1"/>
         </w:rPr>
       </w:pPr>
       <w:r>
@@ -528,6 +532,7 @@
       <w:r>
         <w:rPr>
           <w:b w:val="1"/>
+          <w:bCs w:val="1"/>
           <w:rtl w:val="0"/>
         </w:rPr>
         <w:t xml:space="preserve">Importante</w:t>
@@ -558,6 +563,7 @@
         <w:ind w:left="0" w:right="57" w:firstLine="0"/>
         <w:rPr>
           <w:b w:val="1"/>
+          <w:bCs w:val="1"/>
         </w:rPr>
       </w:pPr>
       <w:r>
@@ -581,6 +587,7 @@
       <w:r>
         <w:rPr>
           <w:b w:val="1"/>
+          <w:bCs w:val="1"/>
           <w:rtl w:val="0"/>
         </w:rPr>
         <w:t xml:space="preserve">Atención</w:t>
@@ -628,6 +635,7 @@
       <w:r>
         <w:rPr>
           <w:b w:val="1"/>
+          <w:bCs w:val="1"/>
           <w:rtl w:val="0"/>
         </w:rPr>
         <w:t xml:space="preserve">Interesante</w:t>
@@ -646,30 +654,28 @@
         <w:rPr>
           <w:rFonts w:ascii="Arial" w:cs="Arial" w:eastAsia="Arial" w:hAnsi="Arial"/>
           <w:b w:val="1"/>
+          <w:bCs w:val="1"/>
           <w:smallCaps w:val="1"/>
-          <w:sz w:val="16"/>
-          <w:szCs w:val="16"/>
+          <w:sz w:val="32"/>
+          <w:szCs w:val="32"/>
         </w:rPr>
       </w:pPr>
       <w:r>
         <w:rPr>
           <w:rFonts w:ascii="Arial" w:cs="Arial" w:eastAsia="Arial" w:hAnsi="Arial"/>
           <w:b w:val="1"/>
+          <w:bCs w:val="1"/>
           <w:smallCaps w:val="1"/>
           <w:sz w:val="32"/>
           <w:szCs w:val="32"/>
           <w:rtl w:val="0"/>
         </w:rPr>
         <w:t xml:space="preserve">Índice de contenido</w:t>
-      </w:r>
-      <w:r>
-        <w:rPr>
-          <w:rtl w:val="0"/>
-        </w:rPr>
       </w:r>
     </w:p>
     <w:sdt>
       <w:sdtPr>
+        <w:id w:val="-1751880259"/>
         <w:docPartObj>
           <w:docPartGallery w:val="Table of Contents"/>
           <w:docPartUnique w:val="1"/>
@@ -678,17 +684,16 @@
       <w:sdtContent>
         <w:p>
           <w:pPr>
-            <w:pageBreakBefore w:val="0"/>
             <w:tabs>
-              <w:tab w:val="right" w:leader="none" w:pos="9637.795275590554"/>
+              <w:tab w:val="right" w:leader="none" w:pos="12000"/>
             </w:tabs>
-            <w:spacing w:before="80" w:line="240" w:lineRule="auto"/>
-            <w:ind w:left="0" w:firstLine="0"/>
+            <w:spacing w:after="0" w:before="60" w:lineRule="auto"/>
+            <w:jc w:val="left"/>
             <w:rPr>
-              <w:rFonts w:ascii="Verdana" w:cs="Verdana" w:eastAsia="Verdana" w:hAnsi="Verdana"/>
               <w:b w:val="1"/>
-              <w:sz w:val="16"/>
-              <w:szCs w:val="16"/>
+              <w:bCs w:val="1"/>
+              <w:color w:val="000000"/>
+              <w:u w:val="none"/>
             </w:rPr>
           </w:pPr>
           <w:r>
@@ -696,57 +701,20 @@
             <w:instrText xml:space="preserve"> TOC \h \u \z \t "Heading 1,1,Heading 2,2,Heading 3,3,Heading 4,4,Heading 5,5,Heading 6,6,"</w:instrText>
             <w:fldChar w:fldCharType="separate"/>
           </w:r>
-          <w:r>
-            <w:rPr>
-              <w:rFonts w:ascii="Arial" w:cs="Arial" w:eastAsia="Arial" w:hAnsi="Arial"/>
-              <w:b w:val="1"/>
-              <w:smallCaps w:val="1"/>
-              <w:sz w:val="16"/>
-              <w:szCs w:val="16"/>
-              <w:rtl w:val="0"/>
-            </w:rPr>
-            <w:t xml:space="preserve">1. </w:t>
-          </w:r>
           <w:hyperlink w:anchor="_dbh0n1vac4c8">
             <w:r>
               <w:rPr>
-                <w:rFonts w:ascii="Verdana" w:cs="Verdana" w:eastAsia="Verdana" w:hAnsi="Verdana"/>
                 <w:b w:val="1"/>
-                <w:sz w:val="16"/>
-                <w:szCs w:val="16"/>
+                <w:bCs w:val="1"/>
+                <w:color w:val="000000"/>
+                <w:u w:val="none"/>
                 <w:rtl w:val="0"/>
               </w:rPr>
-              <w:t xml:space="preserve">Introducción</w:t>
+              <w:t xml:space="preserve">1. Introducción</w:t>
+              <w:tab/>
+              <w:t xml:space="preserve">2</w:t>
             </w:r>
           </w:hyperlink>
-          <w:r>
-            <w:rPr>
-              <w:rFonts w:ascii="Verdana" w:cs="Verdana" w:eastAsia="Verdana" w:hAnsi="Verdana"/>
-              <w:b w:val="1"/>
-              <w:sz w:val="16"/>
-              <w:szCs w:val="16"/>
-              <w:rtl w:val="0"/>
-            </w:rPr>
-            <w:tab/>
-          </w:r>
-          <w:r>
-            <w:fldChar w:fldCharType="begin"/>
-            <w:instrText xml:space="preserve"> PAGEREF _dbh0n1vac4c8 \h </w:instrText>
-            <w:fldChar w:fldCharType="separate"/>
-          </w:r>
-          <w:r>
-            <w:rPr>
-              <w:rFonts w:ascii="Verdana" w:cs="Verdana" w:eastAsia="Verdana" w:hAnsi="Verdana"/>
-              <w:b w:val="1"/>
-              <w:sz w:val="16"/>
-              <w:szCs w:val="16"/>
-              <w:rtl w:val="0"/>
-            </w:rPr>
-            <w:t xml:space="preserve">3</w:t>
-          </w:r>
-          <w:r>
-            <w:fldChar w:fldCharType="end"/>
-          </w:r>
           <w:r>
             <w:rPr>
               <w:rtl w:val="0"/>
@@ -755,70 +723,32 @@
         </w:p>
         <w:p>
           <w:pPr>
-            <w:pageBreakBefore w:val="0"/>
             <w:tabs>
-              <w:tab w:val="right" w:leader="none" w:pos="9637.795275590554"/>
+              <w:tab w:val="right" w:leader="none" w:pos="12000"/>
             </w:tabs>
-            <w:spacing w:before="200" w:line="240" w:lineRule="auto"/>
-            <w:ind w:left="0" w:firstLine="0"/>
+            <w:spacing w:after="0" w:before="60" w:lineRule="auto"/>
+            <w:jc w:val="left"/>
             <w:rPr>
-              <w:rFonts w:ascii="Verdana" w:cs="Verdana" w:eastAsia="Verdana" w:hAnsi="Verdana"/>
               <w:b w:val="1"/>
-              <w:sz w:val="16"/>
-              <w:szCs w:val="16"/>
+              <w:bCs w:val="1"/>
+              <w:color w:val="000000"/>
+              <w:u w:val="none"/>
             </w:rPr>
           </w:pPr>
-          <w:r>
-            <w:rPr>
-              <w:rFonts w:ascii="Verdana" w:cs="Verdana" w:eastAsia="Verdana" w:hAnsi="Verdana"/>
-              <w:b w:val="1"/>
-              <w:sz w:val="16"/>
-              <w:szCs w:val="16"/>
-              <w:rtl w:val="0"/>
-            </w:rPr>
-            <w:t xml:space="preserve">2. Entrega “C</w:t>
-          </w:r>
           <w:hyperlink w:anchor="_vyhbfp4t666x">
             <w:r>
               <w:rPr>
-                <w:rFonts w:ascii="Verdana" w:cs="Verdana" w:eastAsia="Verdana" w:hAnsi="Verdana"/>
                 <w:b w:val="1"/>
-                <w:sz w:val="16"/>
-                <w:szCs w:val="16"/>
+                <w:bCs w:val="1"/>
+                <w:color w:val="000000"/>
+                <w:u w:val="none"/>
                 <w:rtl w:val="0"/>
               </w:rPr>
-              <w:t xml:space="preserve">aso práctico 1</w:t>
+              <w:t xml:space="preserve">2. Entrega “Caso práctico 1”</w:t>
+              <w:tab/>
+              <w:t xml:space="preserve">3</w:t>
             </w:r>
           </w:hyperlink>
-          <w:r>
-            <w:rPr>
-              <w:rFonts w:ascii="Verdana" w:cs="Verdana" w:eastAsia="Verdana" w:hAnsi="Verdana"/>
-              <w:b w:val="1"/>
-              <w:sz w:val="16"/>
-              <w:szCs w:val="16"/>
-              <w:rtl w:val="0"/>
-            </w:rPr>
-            <w:t xml:space="preserve">”</w:t>
-            <w:tab/>
-          </w:r>
-          <w:r>
-            <w:fldChar w:fldCharType="begin"/>
-            <w:instrText xml:space="preserve"> PAGEREF _vyhbfp4t666x \h </w:instrText>
-            <w:fldChar w:fldCharType="separate"/>
-          </w:r>
-          <w:r>
-            <w:rPr>
-              <w:rFonts w:ascii="Verdana" w:cs="Verdana" w:eastAsia="Verdana" w:hAnsi="Verdana"/>
-              <w:b w:val="1"/>
-              <w:sz w:val="16"/>
-              <w:szCs w:val="16"/>
-              <w:rtl w:val="0"/>
-            </w:rPr>
-            <w:t xml:space="preserve">3</w:t>
-          </w:r>
-          <w:r>
-            <w:fldChar w:fldCharType="end"/>
-          </w:r>
           <w:r>
             <w:rPr>
               <w:rtl w:val="0"/>
@@ -827,70 +757,32 @@
         </w:p>
         <w:p>
           <w:pPr>
-            <w:pageBreakBefore w:val="0"/>
             <w:tabs>
-              <w:tab w:val="right" w:leader="none" w:pos="9637.795275590554"/>
+              <w:tab w:val="right" w:leader="none" w:pos="12000"/>
             </w:tabs>
-            <w:spacing w:before="200" w:line="240" w:lineRule="auto"/>
-            <w:ind w:left="0" w:firstLine="0"/>
+            <w:spacing w:after="0" w:before="60" w:lineRule="auto"/>
+            <w:jc w:val="left"/>
             <w:rPr>
-              <w:rFonts w:ascii="Verdana" w:cs="Verdana" w:eastAsia="Verdana" w:hAnsi="Verdana"/>
               <w:b w:val="1"/>
-              <w:sz w:val="16"/>
-              <w:szCs w:val="16"/>
+              <w:bCs w:val="1"/>
+              <w:color w:val="000000"/>
+              <w:u w:val="none"/>
             </w:rPr>
           </w:pPr>
-          <w:r>
-            <w:rPr>
-              <w:rFonts w:ascii="Verdana" w:cs="Verdana" w:eastAsia="Verdana" w:hAnsi="Verdana"/>
-              <w:b w:val="1"/>
-              <w:sz w:val="16"/>
-              <w:szCs w:val="16"/>
-              <w:rtl w:val="0"/>
-            </w:rPr>
-            <w:t xml:space="preserve">3. Entrega “</w:t>
-          </w:r>
           <w:hyperlink w:anchor="_pl6aj0jxol2r">
             <w:r>
               <w:rPr>
-                <w:rFonts w:ascii="Verdana" w:cs="Verdana" w:eastAsia="Verdana" w:hAnsi="Verdana"/>
                 <w:b w:val="1"/>
-                <w:sz w:val="16"/>
-                <w:szCs w:val="16"/>
+                <w:bCs w:val="1"/>
+                <w:color w:val="000000"/>
+                <w:u w:val="none"/>
                 <w:rtl w:val="0"/>
               </w:rPr>
-              <w:t xml:space="preserve">Caso práctico 2</w:t>
+              <w:t xml:space="preserve">3. Entrega “Caso práctico 2”</w:t>
+              <w:tab/>
+              <w:t xml:space="preserve">3</w:t>
             </w:r>
           </w:hyperlink>
-          <w:r>
-            <w:rPr>
-              <w:rFonts w:ascii="Verdana" w:cs="Verdana" w:eastAsia="Verdana" w:hAnsi="Verdana"/>
-              <w:b w:val="1"/>
-              <w:sz w:val="16"/>
-              <w:szCs w:val="16"/>
-              <w:rtl w:val="0"/>
-            </w:rPr>
-            <w:t xml:space="preserve">”</w:t>
-            <w:tab/>
-          </w:r>
-          <w:r>
-            <w:fldChar w:fldCharType="begin"/>
-            <w:instrText xml:space="preserve"> PAGEREF _pl6aj0jxol2r \h </w:instrText>
-            <w:fldChar w:fldCharType="separate"/>
-          </w:r>
-          <w:r>
-            <w:rPr>
-              <w:rFonts w:ascii="Verdana" w:cs="Verdana" w:eastAsia="Verdana" w:hAnsi="Verdana"/>
-              <w:b w:val="1"/>
-              <w:sz w:val="16"/>
-              <w:szCs w:val="16"/>
-              <w:rtl w:val="0"/>
-            </w:rPr>
-            <w:t xml:space="preserve">3</w:t>
-          </w:r>
-          <w:r>
-            <w:fldChar w:fldCharType="end"/>
-          </w:r>
           <w:r>
             <w:rPr>
               <w:rtl w:val="0"/>
@@ -899,70 +791,32 @@
         </w:p>
         <w:p>
           <w:pPr>
-            <w:pageBreakBefore w:val="0"/>
             <w:tabs>
-              <w:tab w:val="right" w:leader="none" w:pos="9637.795275590554"/>
+              <w:tab w:val="right" w:leader="none" w:pos="12000"/>
             </w:tabs>
-            <w:spacing w:after="80" w:before="200" w:line="240" w:lineRule="auto"/>
-            <w:ind w:left="0" w:firstLine="0"/>
+            <w:spacing w:after="0" w:before="60" w:lineRule="auto"/>
+            <w:jc w:val="left"/>
             <w:rPr>
-              <w:rFonts w:ascii="Verdana" w:cs="Verdana" w:eastAsia="Verdana" w:hAnsi="Verdana"/>
               <w:b w:val="1"/>
-              <w:sz w:val="16"/>
-              <w:szCs w:val="16"/>
+              <w:bCs w:val="1"/>
+              <w:color w:val="000000"/>
+              <w:u w:val="none"/>
             </w:rPr>
           </w:pPr>
-          <w:r>
-            <w:rPr>
-              <w:rFonts w:ascii="Verdana" w:cs="Verdana" w:eastAsia="Verdana" w:hAnsi="Verdana"/>
-              <w:b w:val="1"/>
-              <w:sz w:val="16"/>
-              <w:szCs w:val="16"/>
-              <w:rtl w:val="0"/>
-            </w:rPr>
-            <w:t xml:space="preserve">4. Entrega “</w:t>
-          </w:r>
           <w:hyperlink w:anchor="_cx3u8gtl8wiv">
             <w:r>
               <w:rPr>
-                <w:rFonts w:ascii="Verdana" w:cs="Verdana" w:eastAsia="Verdana" w:hAnsi="Verdana"/>
                 <w:b w:val="1"/>
-                <w:sz w:val="16"/>
-                <w:szCs w:val="16"/>
+                <w:bCs w:val="1"/>
+                <w:color w:val="000000"/>
+                <w:u w:val="none"/>
                 <w:rtl w:val="0"/>
               </w:rPr>
-              <w:t xml:space="preserve">Caso práctico 3</w:t>
+              <w:t xml:space="preserve">4. Entrega “Caso práctico 3”</w:t>
+              <w:tab/>
+              <w:t xml:space="preserve">3</w:t>
             </w:r>
           </w:hyperlink>
-          <w:r>
-            <w:rPr>
-              <w:rFonts w:ascii="Verdana" w:cs="Verdana" w:eastAsia="Verdana" w:hAnsi="Verdana"/>
-              <w:b w:val="1"/>
-              <w:sz w:val="16"/>
-              <w:szCs w:val="16"/>
-              <w:rtl w:val="0"/>
-            </w:rPr>
-            <w:t xml:space="preserve">”</w:t>
-            <w:tab/>
-          </w:r>
-          <w:r>
-            <w:fldChar w:fldCharType="begin"/>
-            <w:instrText xml:space="preserve"> PAGEREF _cx3u8gtl8wiv \h </w:instrText>
-            <w:fldChar w:fldCharType="separate"/>
-          </w:r>
-          <w:r>
-            <w:rPr>
-              <w:rFonts w:ascii="Verdana" w:cs="Verdana" w:eastAsia="Verdana" w:hAnsi="Verdana"/>
-              <w:b w:val="1"/>
-              <w:sz w:val="16"/>
-              <w:szCs w:val="16"/>
-              <w:rtl w:val="0"/>
-            </w:rPr>
-            <w:t xml:space="preserve">3</w:t>
-          </w:r>
-          <w:r>
-            <w:fldChar w:fldCharType="end"/>
-          </w:r>
           <w:r>
             <w:rPr>
               <w:rtl w:val="0"/>
@@ -976,14 +830,16 @@
     </w:sdt>
     <w:p>
       <w:pPr>
-        <w:pageBreakBefore w:val="0"/>
-        <w:spacing w:after="0" w:before="0" w:lineRule="auto"/>
-        <w:jc w:val="right"/>
-        <w:rPr>
+        <w:keepNext w:val="1"/>
+        <w:pageBreakBefore w:val="0"/>
+        <w:spacing w:after="120" w:before="240" w:lineRule="auto"/>
+        <w:rPr>
+          <w:rFonts w:ascii="Arial" w:cs="Arial" w:eastAsia="Arial" w:hAnsi="Arial"/>
+          <w:b w:val="1"/>
+          <w:bCs w:val="1"/>
           <w:smallCaps w:val="1"/>
-          <w:color w:val="336633"/>
-          <w:sz w:val="32"/>
-          <w:szCs w:val="32"/>
+          <w:sz w:val="16"/>
+          <w:szCs w:val="16"/>
         </w:rPr>
       </w:pPr>
       <w:r>
@@ -1318,11 +1174,13 @@
       <w:r>
         <w:rPr>
           <w:b w:val="1"/>
+          <w:bCs w:val="1"/>
           <w:i w:val="1"/>
+          <w:iCs w:val="1"/>
           <w:u w:val="single"/>
           <w:rtl w:val="0"/>
         </w:rPr>
-        <w:t xml:space="preserve">donde elijas 2 de los 3 casos prácticos</w:t>
+        <w:t xml:space="preserve">donde elijas 1 de los 3 casos prácticos</w:t>
       </w:r>
       <w:r>
         <w:rPr>
@@ -1377,6 +1235,7 @@
       <w:r>
         <w:rPr>
           <w:b w:val="1"/>
+          <w:bCs w:val="1"/>
           <w:rtl w:val="0"/>
         </w:rPr>
         <w:t xml:space="preserve">Atención:</w:t>
@@ -1390,9 +1249,10 @@
       <w:r>
         <w:rPr>
           <w:b w:val="1"/>
-          <w:rtl w:val="0"/>
-        </w:rPr>
-        <w:t xml:space="preserve">¡Solo 2 de los 3 casos prácticos!</w:t>
+          <w:bCs w:val="1"/>
+          <w:rtl w:val="0"/>
+        </w:rPr>
+        <w:t xml:space="preserve">¡Solo 1 de los 3 casos prácticos!</w:t>
       </w:r>
       <w:r>
         <w:rPr>
@@ -1429,7 +1289,21 @@
         <w:rPr>
           <w:rtl w:val="0"/>
         </w:rPr>
-        <w:t xml:space="preserve">Adjunta una captura donde se observe que estás dentro del contenedor y se han creado 10 carpetas en “/root”. Tras ello, adjunta una captura donde se observe que se ha ejecutado el script propuesto para la corrección automática.</w:t>
+        <w:t xml:space="preserve">Adjunta una captura donde se observe que estás dentro del contenedor y se han creado las carpetas y ficheros solicitados (muéstralo usando el comando </w:t>
+      </w:r>
+      <w:r>
+        <w:rPr>
+          <w:i w:val="1"/>
+          <w:iCs w:val="1"/>
+          <w:rtl w:val="0"/>
+        </w:rPr>
+        <w:t xml:space="preserve">ls</w:t>
+      </w:r>
+      <w:r>
+        <w:rPr>
+          <w:rtl w:val="0"/>
+        </w:rPr>
+        <w:t xml:space="preserve">)</w:t>
       </w:r>
     </w:p>
     <w:p>
@@ -1834,11 +1708,19 @@
       </w:pPr>
     </w:pPrDefault>
   </w:docDefaults>
+  <w:style w:type="table" w:styleId="TableNormal" w:default="1">
+    <w:name w:val="TableNormal"/>
+    <w:tblPr>
+      <w:tblCellMar>
+        <w:top w:w="100.0" w:type="dxa"/>
+        <w:left w:w="100.0" w:type="dxa"/>
+        <w:bottom w:w="100.0" w:type="dxa"/>
+        <w:right w:w="100.0" w:type="dxa"/>
+      </w:tblCellMar>
+    </w:tblPr>
+  </w:style>
   <w:style w:type="paragraph" w:styleId="Normal" w:default="1">
     <w:name w:val="normal"/>
-  </w:style>
-  <w:style w:type="table" w:styleId="TableNormal" w:default="1">
-    <w:name w:val="Table Normal"/>
   </w:style>
   <w:style w:type="paragraph" w:styleId="Heading1">
     <w:name w:val="heading 1"/>
@@ -1886,6 +1768,7 @@
     <w:rPr>
       <w:rFonts w:ascii="Arial" w:cs="Arial" w:eastAsia="Arial" w:hAnsi="Arial"/>
       <w:b w:val="0"/>
+      <w:bCs w:val="0"/>
       <w:smallCaps w:val="0"/>
       <w:color w:val="669966"/>
       <w:sz w:val="22"/>
@@ -1906,7 +1789,9 @@
     <w:rPr>
       <w:rFonts w:ascii="Arial" w:cs="Arial" w:eastAsia="Arial" w:hAnsi="Arial"/>
       <w:b w:val="1"/>
+      <w:bCs w:val="1"/>
       <w:i w:val="1"/>
+      <w:iCs w:val="1"/>
       <w:smallCaps w:val="0"/>
       <w:sz w:val="21"/>
       <w:szCs w:val="21"/>
@@ -1927,6 +1812,7 @@
     <w:rPr>
       <w:rFonts w:ascii="Arial" w:cs="Arial" w:eastAsia="Arial" w:hAnsi="Arial"/>
       <w:b w:val="1"/>
+      <w:bCs w:val="1"/>
       <w:smallCaps w:val="1"/>
       <w:sz w:val="24"/>
       <w:szCs w:val="24"/>
@@ -1944,6 +1830,7 @@
     </w:pPr>
     <w:rPr>
       <w:b w:val="1"/>
+      <w:bCs w:val="1"/>
       <w:sz w:val="20"/>
       <w:szCs w:val="20"/>
     </w:rPr>
@@ -1960,6 +1847,7 @@
     </w:pPr>
     <w:rPr>
       <w:b w:val="1"/>
+      <w:bCs w:val="1"/>
       <w:sz w:val="72"/>
       <w:szCs w:val="72"/>
     </w:rPr>
@@ -1977,6 +1865,7 @@
     <w:rPr>
       <w:rFonts w:ascii="Georgia" w:cs="Georgia" w:eastAsia="Georgia" w:hAnsi="Georgia"/>
       <w:i w:val="1"/>
+      <w:iCs w:val="1"/>
       <w:color w:val="666666"/>
       <w:sz w:val="48"/>
       <w:szCs w:val="48"/>

--- a/FuentesCurso/UD 03. Principales acciones con Docker/UD 03.06 - Actividades entregables.docx
+++ b/FuentesCurso/UD 03. Principales acciones con Docker/UD 03.06 - Actividades entregables.docx
@@ -675,7 +675,7 @@
     </w:p>
     <w:sdt>
       <w:sdtPr>
-        <w:id w:val="-1751880259"/>
+        <w:id w:val="1688281440"/>
         <w:docPartObj>
           <w:docPartGallery w:val="Table of Contents"/>
           <w:docPartUnique w:val="1"/>
@@ -1282,28 +1282,13 @@
     </w:p>
     <w:p>
       <w:pPr>
-        <w:pageBreakBefore w:val="0"/>
         <w:rPr/>
       </w:pPr>
       <w:r>
         <w:rPr>
           <w:rtl w:val="0"/>
         </w:rPr>
-        <w:t xml:space="preserve">Adjunta una captura donde se observe que estás dentro del contenedor y se han creado las carpetas y ficheros solicitados (muéstralo usando el comando </w:t>
-      </w:r>
-      <w:r>
-        <w:rPr>
-          <w:i w:val="1"/>
-          <w:iCs w:val="1"/>
-          <w:rtl w:val="0"/>
-        </w:rPr>
-        <w:t xml:space="preserve">ls</w:t>
-      </w:r>
-      <w:r>
-        <w:rPr>
-          <w:rtl w:val="0"/>
-        </w:rPr>
-        <w:t xml:space="preserve">)</w:t>
+        <w:t xml:space="preserve">Captura final del navegador accediendo a la interfaz gráfica mediante el cliente NoVNC.</w:t>
       </w:r>
     </w:p>
     <w:p>
@@ -1333,14 +1318,27 @@
     </w:p>
     <w:p>
       <w:pPr>
-        <w:pageBreakBefore w:val="0"/>
         <w:rPr/>
       </w:pPr>
       <w:r>
         <w:rPr>
           <w:rtl w:val="0"/>
         </w:rPr>
-        <w:t xml:space="preserve">Captura final del navegador donde se observe que Wordpress está funcionando.</w:t>
+        <w:t xml:space="preserve">Adjunta una captura donde se observe que estás dentro del contenedor y se han creado las carpetas y ficheros solicitados (muéstralo usando el comando </w:t>
+      </w:r>
+      <w:r>
+        <w:rPr>
+          <w:i w:val="1"/>
+          <w:iCs w:val="1"/>
+          <w:rtl w:val="0"/>
+        </w:rPr>
+        <w:t xml:space="preserve">ls</w:t>
+      </w:r>
+      <w:r>
+        <w:rPr>
+          <w:rtl w:val="0"/>
+        </w:rPr>
+        <w:t xml:space="preserve">).</w:t>
       </w:r>
     </w:p>
     <w:p>
@@ -1370,14 +1368,24 @@
     </w:p>
     <w:p>
       <w:pPr>
-        <w:pageBreakBefore w:val="0"/>
         <w:rPr/>
       </w:pPr>
       <w:r>
         <w:rPr>
           <w:rtl w:val="0"/>
         </w:rPr>
-        <w:t xml:space="preserve">Captura final del navegador accediendo a la interfaz gráfica mediante el cliente NoVNC.</w:t>
+        <w:t xml:space="preserve">Captura final del navegador donde se observe que Wordpress está funcionando.</w:t>
+      </w:r>
+    </w:p>
+    <w:p>
+      <w:pPr>
+        <w:pageBreakBefore w:val="0"/>
+        <w:rPr/>
+      </w:pPr>
+      <w:r>
+        <w:rPr>
+          <w:rtl w:val="0"/>
+        </w:rPr>
       </w:r>
     </w:p>
     <w:sectPr>
